--- a/워크시트/Shoot_the_bug_엔트리_워크시트.docx
+++ b/워크시트/Shoot_the_bug_엔트리_워크시트.docx
@@ -1065,18 +1065,7 @@
         <w:rPr>
           <w:sz w:val="22"/>
         </w:rPr>
-        <w:t>아래는 shoot the bug.ent 파일 안에 들어있는 핵심 코드 흐름을 재현한 것입니다.</w:t>
-      </w:r>
-    </w:p>
-    <w:p>
-      <w:pPr>
-        <w:spacing w:after="120"/>
-      </w:pPr>
-      <w:r>
-        <w:rPr>
-          <w:sz w:val="18"/>
-        </w:rPr>
-        <w:t>※ 색상은 실제 엔트리 편집기의 블록 카테고리를 참고해 스타일화하여 그린 것입니다.</w:t>
+        <w:t>아래는 shoot the bug.ent 파일을 엔트리 편집기에서 직접 불러와 캡처한 실제 화면입니다.</w:t>
       </w:r>
     </w:p>
     <w:p>
@@ -1093,7 +1082,7 @@
       <w:r>
         <w:drawing>
           <wp:inline xmlns:a="http://schemas.openxmlformats.org/drawingml/2006/main" xmlns:pic="http://schemas.openxmlformats.org/drawingml/2006/picture">
-            <wp:extent cx="4320000" cy="2160000"/>
+            <wp:extent cx="4000000" cy="2500487"/>
             <wp:docPr id="3" name="Picture 3"/>
             <wp:cNvGraphicFramePr>
               <a:graphicFrameLocks noChangeAspect="1"/>
@@ -1114,7 +1103,7 @@
                   <pic:spPr>
                     <a:xfrm>
                       <a:off x="0" y="0"/>
-                      <a:ext cx="4320000" cy="2160000"/>
+                      <a:ext cx="4000000" cy="2500487"/>
                     </a:xfrm>
                     <a:prstGeom prst="rect"/>
                   </pic:spPr>
@@ -1144,7 +1133,7 @@
       <w:r>
         <w:drawing>
           <wp:inline xmlns:a="http://schemas.openxmlformats.org/drawingml/2006/main" xmlns:pic="http://schemas.openxmlformats.org/drawingml/2006/picture">
-            <wp:extent cx="4680000" cy="3774194"/>
+            <wp:extent cx="6000000" cy="3879462"/>
             <wp:docPr id="4" name="Picture 4"/>
             <wp:cNvGraphicFramePr>
               <a:graphicFrameLocks noChangeAspect="1"/>
@@ -1165,7 +1154,7 @@
                   <pic:spPr>
                     <a:xfrm>
                       <a:off x="0" y="0"/>
-                      <a:ext cx="4680000" cy="3774194"/>
+                      <a:ext cx="6000000" cy="3879462"/>
                     </a:xfrm>
                     <a:prstGeom prst="rect"/>
                   </pic:spPr>
@@ -1195,7 +1184,7 @@
       <w:r>
         <w:drawing>
           <wp:inline xmlns:a="http://schemas.openxmlformats.org/drawingml/2006/main" xmlns:pic="http://schemas.openxmlformats.org/drawingml/2006/picture">
-            <wp:extent cx="4320000" cy="2160000"/>
+            <wp:extent cx="6000000" cy="2062257"/>
             <wp:docPr id="5" name="Picture 5"/>
             <wp:cNvGraphicFramePr>
               <a:graphicFrameLocks noChangeAspect="1"/>
@@ -1216,7 +1205,7 @@
                   <pic:spPr>
                     <a:xfrm>
                       <a:off x="0" y="0"/>
-                      <a:ext cx="4320000" cy="2160000"/>
+                      <a:ext cx="6000000" cy="2062257"/>
                     </a:xfrm>
                     <a:prstGeom prst="rect"/>
                   </pic:spPr>

--- a/워크시트/Shoot_the_bug_엔트리_워크시트.docx
+++ b/워크시트/Shoot_the_bug_엔트리_워크시트.docx
@@ -1772,6 +1772,281 @@
         <w:t>공이 벽에 부딪힐 때 반짝이는 효과나 다른 소리를 추가해 게임을 더 재미있게 만들어 보세요.</w:t>
       </w:r>
     </w:p>
+    <w:tbl>
+      <w:tblPr>
+        <w:tblW w:type="auto" w:w="0"/>
+        <w:jc w:val="center"/>
+        <w:tblLook w:firstColumn="1" w:firstRow="1" w:lastColumn="0" w:lastRow="0" w:noHBand="0" w:noVBand="1" w:val="04A0"/>
+        <w:tblBorders>
+          <w:top w:val="none" w:sz="0" w:space="0" w:color="auto"/>
+          <w:left w:val="none" w:sz="0" w:space="0" w:color="auto"/>
+          <w:bottom w:val="none" w:sz="0" w:space="0" w:color="auto"/>
+          <w:right w:val="none" w:sz="0" w:space="0" w:color="auto"/>
+          <w:insideH w:val="none" w:sz="0" w:space="0" w:color="auto"/>
+          <w:insideV w:val="none" w:sz="0" w:space="0" w:color="auto"/>
+        </w:tblBorders>
+      </w:tblPr>
+      <w:tblGrid>
+        <w:gridCol w:w="9638"/>
+      </w:tblGrid>
+      <w:tr>
+        <w:tc>
+          <w:tcPr>
+            <w:tcW w:type="dxa" w:w="9638"/>
+            <w:shd w:val="clear" w:color="auto" w:fill="1A1A2E"/>
+          </w:tcPr>
+          <w:p>
+            <w:pPr>
+              <w:pageBreakBefore/>
+              <w:jc w:val="center"/>
+            </w:pPr>
+            <w:r>
+              <w:rPr>
+                <w:b/>
+                <w:color w:val="FFFFFF"/>
+                <w:sz w:val="32"/>
+              </w:rPr>
+              <w:t>워크시트 — Shoot the bug</w:t>
+            </w:r>
+          </w:p>
+        </w:tc>
+      </w:tr>
+    </w:tbl>
+    <w:p>
+      <w:r>
+        <w:rPr>
+          <w:b w:val="0"/>
+          <w:sz w:val="26"/>
+        </w:rPr>
+      </w:r>
+    </w:p>
+    <w:p>
+      <w:r>
+        <w:rPr>
+          <w:b/>
+          <w:sz w:val="26"/>
+        </w:rPr>
+        <w:t>이름:</w:t>
+      </w:r>
+    </w:p>
+    <w:p>
+      <w:pPr>
+        <w:pBdr>
+          <w:bottom w:val="single" w:sz="4" w:space="1" w:color="999999"/>
+        </w:pBdr>
+        <w:spacing w:after="280"/>
+      </w:pPr>
+      <w:r>
+        <w:rPr>
+          <w:b w:val="0"/>
+          <w:sz w:val="24"/>
+        </w:rPr>
+        <w:t xml:space="preserve"> </w:t>
+      </w:r>
+    </w:p>
+    <w:p>
+      <w:r>
+        <w:rPr>
+          <w:b/>
+          <w:sz w:val="26"/>
+        </w:rPr>
+        <w:t>날짜:</w:t>
+      </w:r>
+    </w:p>
+    <w:p>
+      <w:pPr>
+        <w:pBdr>
+          <w:bottom w:val="single" w:sz="4" w:space="1" w:color="999999"/>
+        </w:pBdr>
+        <w:spacing w:after="280"/>
+      </w:pPr>
+      <w:r>
+        <w:rPr>
+          <w:b w:val="0"/>
+          <w:sz w:val="24"/>
+        </w:rPr>
+        <w:t xml:space="preserve"> </w:t>
+      </w:r>
+    </w:p>
+    <w:p>
+      <w:r>
+        <w:rPr>
+          <w:b w:val="0"/>
+          <w:sz w:val="26"/>
+        </w:rPr>
+      </w:r>
+    </w:p>
+    <w:p>
+      <w:r>
+        <w:rPr>
+          <w:b/>
+          <w:sz w:val="26"/>
+        </w:rPr>
+        <w:t>1. 표(벌레정보테이블)에 기록되는 4개의 값은 무엇인가요?</w:t>
+      </w:r>
+    </w:p>
+    <w:p>
+      <w:pPr>
+        <w:pBdr>
+          <w:bottom w:val="single" w:sz="4" w:space="1" w:color="999999"/>
+        </w:pBdr>
+        <w:spacing w:after="280"/>
+      </w:pPr>
+      <w:r>
+        <w:rPr>
+          <w:b w:val="0"/>
+          <w:sz w:val="24"/>
+        </w:rPr>
+        <w:t xml:space="preserve"> </w:t>
+      </w:r>
+    </w:p>
+    <w:p>
+      <w:pPr>
+        <w:pBdr>
+          <w:bottom w:val="single" w:sz="4" w:space="1" w:color="999999"/>
+        </w:pBdr>
+        <w:spacing w:after="280"/>
+      </w:pPr>
+      <w:r>
+        <w:rPr>
+          <w:b w:val="0"/>
+          <w:sz w:val="24"/>
+        </w:rPr>
+        <w:t xml:space="preserve"> </w:t>
+      </w:r>
+    </w:p>
+    <w:p>
+      <w:r>
+        <w:rPr>
+          <w:b/>
+          <w:sz w:val="26"/>
+        </w:rPr>
+        <w:t>2. 수동 / 벌레조준 / 랜덤 / 머신러닝, 4가지 모드 중 어떤 모드가 기준선(baseline) 역할을 하나요?</w:t>
+      </w:r>
+    </w:p>
+    <w:p>
+      <w:pPr>
+        <w:pBdr>
+          <w:bottom w:val="single" w:sz="4" w:space="1" w:color="999999"/>
+        </w:pBdr>
+        <w:spacing w:after="280"/>
+      </w:pPr>
+      <w:r>
+        <w:rPr>
+          <w:b w:val="0"/>
+          <w:sz w:val="24"/>
+        </w:rPr>
+        <w:t xml:space="preserve"> </w:t>
+      </w:r>
+    </w:p>
+    <w:p>
+      <w:pPr>
+        <w:pBdr>
+          <w:bottom w:val="single" w:sz="4" w:space="1" w:color="999999"/>
+        </w:pBdr>
+        <w:spacing w:after="280"/>
+      </w:pPr>
+      <w:r>
+        <w:rPr>
+          <w:b w:val="0"/>
+          <w:sz w:val="24"/>
+        </w:rPr>
+        <w:t xml:space="preserve"> </w:t>
+      </w:r>
+    </w:p>
+    <w:p>
+      <w:r>
+        <w:rPr>
+          <w:b/>
+          <w:sz w:val="26"/>
+        </w:rPr>
+        <w:t>3. 머신러닝 모드가 잘 학습되었는지는 어떤 두 모드와 비교해서 확인할 수 있나요?</w:t>
+      </w:r>
+    </w:p>
+    <w:p>
+      <w:pPr>
+        <w:pBdr>
+          <w:bottom w:val="single" w:sz="4" w:space="1" w:color="999999"/>
+        </w:pBdr>
+        <w:spacing w:after="280"/>
+      </w:pPr>
+      <w:r>
+        <w:rPr>
+          <w:b w:val="0"/>
+          <w:sz w:val="24"/>
+        </w:rPr>
+        <w:t xml:space="preserve"> </w:t>
+      </w:r>
+    </w:p>
+    <w:p>
+      <w:pPr>
+        <w:pBdr>
+          <w:bottom w:val="single" w:sz="4" w:space="1" w:color="999999"/>
+        </w:pBdr>
+        <w:spacing w:after="280"/>
+      </w:pPr>
+      <w:r>
+        <w:rPr>
+          <w:b w:val="0"/>
+          <w:sz w:val="24"/>
+        </w:rPr>
+        <w:t xml:space="preserve"> </w:t>
+      </w:r>
+    </w:p>
+    <w:p>
+      <w:r>
+        <w:rPr>
+          <w:b w:val="0"/>
+          <w:sz w:val="26"/>
+        </w:rPr>
+      </w:r>
+    </w:p>
+    <w:p>
+      <w:r>
+        <w:rPr>
+          <w:b/>
+          <w:sz w:val="26"/>
+        </w:rPr>
+        <w:t>오늘 배운 내용 체크리스트</w:t>
+      </w:r>
+    </w:p>
+    <w:p>
+      <w:r>
+        <w:rPr>
+          <w:b w:val="0"/>
+          <w:sz w:val="24"/>
+        </w:rPr>
+        <w:t>☐  4가지 플레이 모드의 차이를 설명할 수 있다</w:t>
+      </w:r>
+    </w:p>
+    <w:p>
+      <w:r>
+        <w:rPr>
+          <w:b w:val="0"/>
+          <w:sz w:val="24"/>
+        </w:rPr>
+        <w:t>☐  벌레를 맞혔을 때 표에 데이터가 기록되는 것을 확인했다</w:t>
+      </w:r>
+    </w:p>
+    <w:p>
+      <w:r>
+        <w:rPr>
+          <w:b w:val="0"/>
+          <w:sz w:val="24"/>
+        </w:rPr>
+        <w:t>☐  기준선(baseline)과 이론적 최선(완벽 조준)의 의미를 이해했다</w:t>
+      </w:r>
+    </w:p>
+    <w:p>
+      <w:r>
+        <w:rPr>
+          <w:b w:val="0"/>
+          <w:sz w:val="24"/>
+        </w:rPr>
+        <w:t>☐  모드별 성공률을 비교하는 변수를 추가해봤다 (선택)</w:t>
+      </w:r>
+    </w:p>
+    <w:p/>
     <w:sectPr>
       <w:pgSz w:w="11906" w:h="16838"/>
       <w:pgMar w:top="850" w:right="1134" w:bottom="850" w:left="1134" w:header="720" w:footer="720" w:gutter="0"/>
